--- a/docs/planning/COMP8851_Master_Execution_Plan_Updated.docx
+++ b/docs/planning/COMP8851_Master_Execution_Plan_Updated.docx
@@ -92,7 +92,7 @@
           <w:color w:val="0B2545"/>
           <w:sz w:val="20"/>
         </w:rPr>
-        <w:t>Working protocol v2 — scope locked; shared benchmark values awaiting team freeze</w:t>
+        <w:t>Working protocol v3 — scope and team-selected unified protocol recorded</w:t>
       </w:r>
     </w:p>
     <w:tbl>
@@ -712,6 +712,226 @@
           </w:p>
         </w:tc>
       </w:tr>
+      <w:tr>
+        <w:trPr>
+          <w:cantSplit/>
+        </w:trPr>
+        <w:tc>
+          <w:tcPr>
+            <w:tcW w:type="dxa" w:w="2700"/>
+            <w:tcMar>
+              <w:top w:w="80" w:type="dxa"/>
+              <w:start w:w="120" w:type="dxa"/>
+              <w:bottom w:w="80" w:type="dxa"/>
+              <w:end w:w="120" w:type="dxa"/>
+            </w:tcMar>
+            <w:vAlign w:val="top"/>
+          </w:tcPr>
+          <w:p>
+            <w:pPr>
+              <w:pStyle w:val="TableText"/>
+            </w:pPr>
+            <w:r>
+              <w:rPr>
+                <w:rFonts w:ascii="Calibri" w:hAnsi="Calibri"/>
+                <w:color w:val="0B2545"/>
+                <w:sz w:val="18"/>
+              </w:rPr>
+              <w:t>Unified seeds</w:t>
+            </w:r>
+          </w:p>
+        </w:tc>
+        <w:tc>
+          <w:tcPr>
+            <w:tcW w:type="dxa" w:w="6660"/>
+            <w:tcMar>
+              <w:top w:w="80" w:type="dxa"/>
+              <w:start w:w="120" w:type="dxa"/>
+              <w:bottom w:w="80" w:type="dxa"/>
+              <w:end w:w="120" w:type="dxa"/>
+            </w:tcMar>
+            <w:vAlign w:val="top"/>
+          </w:tcPr>
+          <w:p>
+            <w:pPr>
+              <w:pStyle w:val="TableText"/>
+            </w:pPr>
+            <w:r>
+              <w:rPr>
+                <w:rFonts w:ascii="Calibri" w:hAnsi="Calibri"/>
+                <w:color w:val="0B2545"/>
+                <w:sz w:val="18"/>
+              </w:rPr>
+              <w:t>Split seed 2; controlled training seeds 2, 42 and 72.</w:t>
+            </w:r>
+          </w:p>
+        </w:tc>
+      </w:tr>
+      <w:tr>
+        <w:trPr>
+          <w:cantSplit/>
+        </w:trPr>
+        <w:tc>
+          <w:tcPr>
+            <w:tcW w:type="dxa" w:w="2700"/>
+            <w:tcMar>
+              <w:top w:w="80" w:type="dxa"/>
+              <w:start w:w="120" w:type="dxa"/>
+              <w:bottom w:w="80" w:type="dxa"/>
+              <w:end w:w="120" w:type="dxa"/>
+            </w:tcMar>
+            <w:vAlign w:val="top"/>
+          </w:tcPr>
+          <w:p>
+            <w:pPr>
+              <w:pStyle w:val="TableText"/>
+            </w:pPr>
+            <w:r>
+              <w:rPr>
+                <w:rFonts w:ascii="Calibri" w:hAnsi="Calibri"/>
+                <w:color w:val="0B2545"/>
+                <w:sz w:val="18"/>
+              </w:rPr>
+              <w:t>Unified optimizer</w:t>
+            </w:r>
+          </w:p>
+        </w:tc>
+        <w:tc>
+          <w:tcPr>
+            <w:tcW w:type="dxa" w:w="6660"/>
+            <w:tcMar>
+              <w:top w:w="80" w:type="dxa"/>
+              <w:start w:w="120" w:type="dxa"/>
+              <w:bottom w:w="80" w:type="dxa"/>
+              <w:end w:w="120" w:type="dxa"/>
+            </w:tcMar>
+            <w:vAlign w:val="top"/>
+          </w:tcPr>
+          <w:p>
+            <w:pPr>
+              <w:pStyle w:val="TableText"/>
+            </w:pPr>
+            <w:r>
+              <w:rPr>
+                <w:rFonts w:ascii="Calibri" w:hAnsi="Calibri"/>
+                <w:color w:val="0B2545"/>
+                <w:sz w:val="18"/>
+              </w:rPr>
+              <w:t>Adam with beta1 0.9, beta2 0.999 and epsilon 1e-8; learning rate and weight decay remain tunable within the equal budget.</w:t>
+            </w:r>
+          </w:p>
+        </w:tc>
+      </w:tr>
+      <w:tr>
+        <w:trPr>
+          <w:cantSplit/>
+        </w:trPr>
+        <w:tc>
+          <w:tcPr>
+            <w:tcW w:type="dxa" w:w="2700"/>
+            <w:tcMar>
+              <w:top w:w="80" w:type="dxa"/>
+              <w:start w:w="120" w:type="dxa"/>
+              <w:bottom w:w="80" w:type="dxa"/>
+              <w:end w:w="120" w:type="dxa"/>
+            </w:tcMar>
+            <w:vAlign w:val="top"/>
+          </w:tcPr>
+          <w:p>
+            <w:pPr>
+              <w:pStyle w:val="TableText"/>
+            </w:pPr>
+            <w:r>
+              <w:rPr>
+                <w:rFonts w:ascii="Calibri" w:hAnsi="Calibri"/>
+                <w:color w:val="0B2545"/>
+                <w:sz w:val="18"/>
+              </w:rPr>
+              <w:t>Unified selection</w:t>
+            </w:r>
+          </w:p>
+        </w:tc>
+        <w:tc>
+          <w:tcPr>
+            <w:tcW w:type="dxa" w:w="6660"/>
+            <w:tcMar>
+              <w:top w:w="80" w:type="dxa"/>
+              <w:start w:w="120" w:type="dxa"/>
+              <w:bottom w:w="80" w:type="dxa"/>
+              <w:end w:w="120" w:type="dxa"/>
+            </w:tcMar>
+            <w:vAlign w:val="top"/>
+          </w:tcPr>
+          <w:p>
+            <w:pPr>
+              <w:pStyle w:val="TableText"/>
+            </w:pPr>
+            <w:r>
+              <w:rPr>
+                <w:rFonts w:ascii="Calibri" w:hAnsi="Calibri"/>
+                <w:color w:val="0B2545"/>
+                <w:sz w:val="18"/>
+              </w:rPr>
+              <w:t>Tune on TR40 only, using at most 12 trials and validation AUPRC; then freeze the selected configuration for TR30/TR20/TR10.</w:t>
+            </w:r>
+          </w:p>
+        </w:tc>
+      </w:tr>
+      <w:tr>
+        <w:trPr>
+          <w:cantSplit/>
+        </w:trPr>
+        <w:tc>
+          <w:tcPr>
+            <w:tcW w:type="dxa" w:w="2700"/>
+            <w:tcMar>
+              <w:top w:w="80" w:type="dxa"/>
+              <w:start w:w="120" w:type="dxa"/>
+              <w:bottom w:w="80" w:type="dxa"/>
+              <w:end w:w="120" w:type="dxa"/>
+            </w:tcMar>
+            <w:vAlign w:val="top"/>
+          </w:tcPr>
+          <w:p>
+            <w:pPr>
+              <w:pStyle w:val="TableText"/>
+            </w:pPr>
+            <w:r>
+              <w:rPr>
+                <w:rFonts w:ascii="Calibri" w:hAnsi="Calibri"/>
+                <w:color w:val="0B2545"/>
+                <w:sz w:val="18"/>
+              </w:rPr>
+              <w:t>Unified threshold</w:t>
+            </w:r>
+          </w:p>
+        </w:tc>
+        <w:tc>
+          <w:tcPr>
+            <w:tcW w:type="dxa" w:w="6660"/>
+            <w:tcMar>
+              <w:top w:w="80" w:type="dxa"/>
+              <w:start w:w="120" w:type="dxa"/>
+              <w:bottom w:w="80" w:type="dxa"/>
+              <w:end w:w="120" w:type="dxa"/>
+            </w:tcMar>
+            <w:vAlign w:val="top"/>
+          </w:tcPr>
+          <w:p>
+            <w:pPr>
+              <w:pStyle w:val="TableText"/>
+            </w:pPr>
+            <w:r>
+              <w:rPr>
+                <w:rFonts w:ascii="Calibri" w:hAnsi="Calibri"/>
+                <w:color w:val="0B2545"/>
+                <w:sz w:val="18"/>
+              </w:rPr>
+              <w:t>Select on validation scores by maximum Macro-F1 over thresholds 0.01–0.99 in 0.01 steps; tie-break by fraud recall, then closeness to 0.5.</w:t>
+            </w:r>
+          </w:p>
+        </w:tc>
+      </w:tr>
     </w:tbl>
     <w:p>
       <w:pPr>
@@ -879,7 +1099,7 @@
                 <w:color w:val="0B2545"/>
                 <w:sz w:val="18"/>
               </w:rPr>
-              <w:t>Defines scope, gates and unresolved decisions.</w:t>
+              <w:t>Defines scope, gates and the team-selected unified protocol.</w:t>
             </w:r>
           </w:p>
         </w:tc>
@@ -1252,7 +1472,7 @@
         <w:pStyle w:val="Heading1"/>
       </w:pPr>
       <w:r>
-        <w:t>4. Decisions that must be frozen before unified runs</w:t>
+        <w:t>4. Team-selected unified benchmark protocol</w:t>
       </w:r>
     </w:p>
     <w:tbl>
@@ -1288,7 +1508,7 @@
               <w:end w:w="120" w:type="dxa"/>
             </w:tcMar>
             <w:vAlign w:val="center"/>
-            <w:shd w:fill="FFF4CC"/>
+            <w:shd w:fill="EAF4EA"/>
           </w:tcPr>
           <w:p>
             <w:pPr>
@@ -1301,7 +1521,7 @@
                 <w:color w:val="0B2545"/>
                 <w:sz w:val="19"/>
               </w:rPr>
-              <w:t xml:space="preserve">Do not assume: </w:t>
+              <w:t xml:space="preserve">Attribution: </w:t>
             </w:r>
             <w:r>
               <w:rPr>
@@ -1309,7 +1529,7 @@
                 <w:color w:val="0B2545"/>
                 <w:sz w:val="19"/>
               </w:rPr>
-              <w:t>Existing PC-GNN unified templates that contain Adam, threshold 0.5 or a single seed are provisional scaffolding. They are not evidence that the team or Venus has approved those values.</w:t>
+              <w:t>Venus required common seeds, a common optimizer, controlled tuning, test isolation and comparable hardware. The exact numeric values below are team protocol choices, not values personally selected by Venus. Record any later team-approved amendment in a dated decision log before further comparable runs.</w:t>
             </w:r>
           </w:p>
         </w:tc>
@@ -1397,7 +1617,7 @@
                 <w:color w:val="0B2545"/>
                 <w:sz w:val="18"/>
               </w:rPr>
-              <w:t>What must be specified</w:t>
+              <w:t>Team protocol v1</w:t>
             </w:r>
           </w:p>
         </w:tc>
@@ -1424,7 +1644,7 @@
                 <w:color w:val="0B2545"/>
                 <w:sz w:val="18"/>
               </w:rPr>
-              <w:t>Recommended starting point</w:t>
+              <w:t>Operational rule</w:t>
             </w:r>
           </w:p>
         </w:tc>
@@ -1506,7 +1726,7 @@
                 <w:color w:val="0B2545"/>
                 <w:sz w:val="18"/>
               </w:rPr>
-              <w:t>One seed used only to create/freeze static dataset node IDs.</w:t>
+              <w:t>2</w:t>
             </w:r>
           </w:p>
         </w:tc>
@@ -1531,7 +1751,7 @@
                 <w:color w:val="0B2545"/>
                 <w:sz w:val="18"/>
               </w:rPr>
-              <w:t>Keep separate from training seeds; save split checksum.</w:t>
+              <w:t>Create/freeze static node IDs once; keep separate from training seeds and save split checksum.</w:t>
             </w:r>
           </w:p>
         </w:tc>
@@ -1556,7 +1776,7 @@
                 <w:color w:val="0B2545"/>
                 <w:sz w:val="18"/>
               </w:rPr>
-              <w:t>Pending team freeze</w:t>
+              <w:t>Selected</w:t>
             </w:r>
           </w:p>
         </w:tc>
@@ -1611,7 +1831,7 @@
                 <w:color w:val="0B2545"/>
                 <w:sz w:val="18"/>
               </w:rPr>
-              <w:t>Three shared initialisation/sampling seeds for all eligible runs.</w:t>
+              <w:t>2, 42, 72</w:t>
             </w:r>
           </w:p>
         </w:tc>
@@ -1636,7 +1856,7 @@
                 <w:color w:val="0B2545"/>
                 <w:sz w:val="18"/>
               </w:rPr>
-              <w:t>Choose and record three values; do not call them supervisor-mandated.</w:t>
+              <w:t>Use all three for final eligible unified runs; retain author seeds in author mode.</w:t>
             </w:r>
           </w:p>
         </w:tc>
@@ -1661,7 +1881,7 @@
                 <w:color w:val="0B2545"/>
                 <w:sz w:val="18"/>
               </w:rPr>
-              <w:t>Pending team freeze</w:t>
+              <w:t>Selected</w:t>
             </w:r>
           </w:p>
         </w:tc>
@@ -1716,7 +1936,7 @@
                 <w:color w:val="0B2545"/>
                 <w:sz w:val="18"/>
               </w:rPr>
-              <w:t>Common optimizer and common interpretation of its parameters.</w:t>
+              <w:t>Adam: beta1=0.9, beta2=0.999, eps=1e-8</w:t>
             </w:r>
           </w:p>
         </w:tc>
@@ -1741,7 +1961,7 @@
                 <w:color w:val="0B2545"/>
                 <w:sz w:val="18"/>
               </w:rPr>
-              <w:t>Adam is provisional; log justified model exceptions.</w:t>
+              <w:t>Tune learning rate and weight decay; log any essential model-specific exception.</w:t>
             </w:r>
           </w:p>
         </w:tc>
@@ -1766,7 +1986,7 @@
                 <w:color w:val="0B2545"/>
                 <w:sz w:val="18"/>
               </w:rPr>
-              <w:t>Pending team/Venus confirmation</w:t>
+              <w:t>Selected</w:t>
             </w:r>
           </w:p>
         </w:tc>
@@ -1821,7 +2041,7 @@
                 <w:color w:val="0B2545"/>
                 <w:sz w:val="18"/>
               </w:rPr>
-              <w:t>Trials, search ranges, max epochs, patience and selection metric.</w:t>
+              <w:t>Maximum 12 trials per eligible model–dataset pair</w:t>
             </w:r>
           </w:p>
         </w:tc>
@@ -1846,7 +2066,7 @@
                 <w:color w:val="0B2545"/>
                 <w:sz w:val="18"/>
               </w:rPr>
-              <w:t>Equal budget per eligible model–dataset condition.</w:t>
+              <w:t>Tune on TR40 with train seed 2; select by validation AUPRC; max 100 epochs and patience 20.</w:t>
             </w:r>
           </w:p>
         </w:tc>
@@ -1871,7 +2091,7 @@
                 <w:color w:val="0B2545"/>
                 <w:sz w:val="18"/>
               </w:rPr>
-              <w:t>Pending team freeze</w:t>
+              <w:t>Selected</w:t>
             </w:r>
           </w:p>
         </w:tc>
@@ -1926,7 +2146,7 @@
                 <w:color w:val="0B2545"/>
                 <w:sz w:val="18"/>
               </w:rPr>
-              <w:t>Fixed 0.5 or validation-selected threshold with one declared objective.</w:t>
+              <w:t>Validation-selected Macro-F1</w:t>
             </w:r>
           </w:p>
         </w:tc>
@@ -1951,7 +2171,7 @@
                 <w:color w:val="0B2545"/>
                 <w:sz w:val="18"/>
               </w:rPr>
-              <w:t>Select on validation only; save the chosen threshold.</w:t>
+              <w:t>Search 0.01–0.99 by 0.01; tie-break by fraud recall, then threshold closest to 0.5; apply once to test.</w:t>
             </w:r>
           </w:p>
         </w:tc>
@@ -1976,7 +2196,7 @@
                 <w:color w:val="0B2545"/>
                 <w:sz w:val="18"/>
               </w:rPr>
-              <w:t>Pending team/Venus confirmation</w:t>
+              <w:t>Selected</w:t>
             </w:r>
           </w:p>
         </w:tc>
@@ -2031,7 +2251,7 @@
                 <w:color w:val="0B2545"/>
                 <w:sz w:val="18"/>
               </w:rPr>
-              <w:t>Two primary models per member plus an independent reviewer.</w:t>
+              <w:t>Two primary models per member</w:t>
             </w:r>
           </w:p>
         </w:tc>
@@ -2056,7 +2276,7 @@
                 <w:color w:val="0B2545"/>
                 <w:sz w:val="18"/>
               </w:rPr>
-              <w:t>Allocate after environment/compatibility audit.</w:t>
+              <w:t>Maruf: PC-GNN/DGA-GNN; Pathik: BWGNN/PMP; Akib: CARE-GNN/GHRN; Ishraq: FRAUDRE/SplitGNN.</w:t>
             </w:r>
           </w:p>
         </w:tc>
@@ -2081,12 +2301,80 @@
                 <w:color w:val="0B2545"/>
                 <w:sz w:val="18"/>
               </w:rPr>
-              <w:t>Pending group meeting</w:t>
+              <w:t>Selected</w:t>
             </w:r>
           </w:p>
         </w:tc>
       </w:tr>
     </w:tbl>
+    <w:p>
+      <w:pPr>
+        <w:spacing w:after="120"/>
+      </w:pPr>
+      <w:r>
+        <w:rPr>
+          <w:rFonts w:ascii="Calibri" w:hAnsi="Calibri"/>
+          <w:i w:val="0"/>
+        </w:rPr>
+        <w:t>Unified tuning search space</w:t>
+      </w:r>
+    </w:p>
+    <w:p>
+      <w:pPr>
+        <w:numPr>
+          <w:ilvl w:val="0"/>
+          <w:numId w:val="10"/>
+        </w:numPr>
+      </w:pPr>
+      <w:r>
+        <w:rPr>
+          <w:rFonts w:ascii="Calibri" w:hAnsi="Calibri"/>
+        </w:rPr>
+        <w:t>Learning rate: log-scale range from 1e-4 to 1e-2; weight decay: 0, 1e-5, 1e-4 or 1e-3.</w:t>
+      </w:r>
+    </w:p>
+    <w:p>
+      <w:pPr>
+        <w:numPr>
+          <w:ilvl w:val="0"/>
+          <w:numId w:val="10"/>
+        </w:numPr>
+      </w:pPr>
+      <w:r>
+        <w:rPr>
+          <w:rFonts w:ascii="Calibri" w:hAnsi="Calibri"/>
+        </w:rPr>
+        <w:t>Dropout: 0.0, 0.3 or 0.5; hidden dimension: 32, 64 or 128 only where the original implementation exposes these choices.</w:t>
+      </w:r>
+    </w:p>
+    <w:p>
+      <w:pPr>
+        <w:numPr>
+          <w:ilvl w:val="0"/>
+          <w:numId w:val="10"/>
+        </w:numPr>
+      </w:pPr>
+      <w:r>
+        <w:rPr>
+          <w:rFonts w:ascii="Calibri" w:hAnsi="Calibri"/>
+        </w:rPr>
+        <w:t>Paper-specific hyperparameters may use paper-supported ranges, but every attempted configuration counts within the same 12-trial budget.</w:t>
+      </w:r>
+    </w:p>
+    <w:p>
+      <w:pPr>
+        <w:numPr>
+          <w:ilvl w:val="0"/>
+          <w:numId w:val="10"/>
+        </w:numPr>
+      </w:pPr>
+      <w:r>
+        <w:rPr>
+          <w:rFonts w:ascii="Calibri" w:hAnsi="Calibri"/>
+        </w:rPr>
+        <w:t>After TR40 tuning, reuse the frozen configuration for TR30, TR20 and TR10; never retune using test results.</w:t>
+      </w:r>
+    </w:p>
     <w:p>
       <w:pPr>
         <w:pStyle w:val="Heading1"/>
@@ -4854,7 +5142,7 @@
         <w:rPr>
           <w:rFonts w:ascii="Calibri" w:hAnsi="Calibri"/>
         </w:rPr>
-        <w:t>Freeze the shared seeds, optimizer, threshold policy and tuning budget before beginning unified mode.</w:t>
+        <w:t>Apply team protocol v1 for unified mode: split seed 2; training seeds 2/42/72; Adam; 12-trial TR40 tuning; validation-AUPRC selection; validation-Macro-F1 thresholding.</w:t>
       </w:r>
     </w:p>
     <w:p>
@@ -5634,7 +5922,7 @@
         <w:pStyle w:val="Heading1"/>
       </w:pPr>
       <w:r>
-        <w:t>13. Next team meeting — decisions and evidence</w:t>
+        <w:t>13. Next team meeting — protocol ratification and evidence</w:t>
       </w:r>
     </w:p>
     <w:p>
@@ -5648,7 +5936,7 @@
         <w:rPr>
           <w:rFonts w:ascii="Calibri" w:hAnsi="Calibri"/>
         </w:rPr>
-        <w:t>Confirm eight-model ownership and reviewer pairs.</w:t>
+        <w:t>Ratify the recorded ownership pairs and nominate an independent reviewer for each member’s pull request.</w:t>
       </w:r>
     </w:p>
     <w:p>
@@ -5662,7 +5950,7 @@
         <w:rPr>
           <w:rFonts w:ascii="Calibri" w:hAnsi="Calibri"/>
         </w:rPr>
-        <w:t>Freeze one split seed, three training seeds, the controlled optimizer, tuning budget and threshold policy.</w:t>
+        <w:t>Confirm team protocol v1 or record any amendment before comparable unified runs begin; do not attribute the exact values to Venus.</w:t>
       </w:r>
     </w:p>
     <w:p>
